--- a/output/王德峰老师公开讲座_对外活动方案.docx
+++ b/output/王德峰老师公开讲座_对外活动方案.docx
@@ -493,7 +493,7 @@
                 <w:color w:val="333333"/>
                 <w:sz w:val="20"/>
               </w:rPr>
-              <w:t>399 元。票档为 399 / 499 / 599 / 699 / 999 元</w:t>
+              <w:t>499 元。另有早鸟票 399 元（限量）、前区票 699 元、前排票 999 元</w:t>
             </w:r>
           </w:p>
         </w:tc>
@@ -961,7 +961,7 @@
                 <w:color w:val="333333"/>
                 <w:sz w:val="20"/>
               </w:rPr>
-              <w:t>围绕讲座内容互动。前排票含提问资格</w:t>
+              <w:t>围绕讲座内容互动。前排票可优先提问</w:t>
             </w:r>
           </w:p>
         </w:tc>
@@ -1035,7 +1035,7 @@
                 <w:color w:val="333333"/>
                 <w:sz w:val="20"/>
               </w:rPr>
-              <w:t>有序合影。前排票含签名或合影</w:t>
+              <w:t>前排票在讲座结束后统一合影</w:t>
             </w:r>
           </w:p>
         </w:tc>
@@ -1178,7 +1178,7 @@
                 <w:color w:val="333333"/>
                 <w:sz w:val="20"/>
               </w:rPr>
-              <w:t>标准票</w:t>
+              <w:t>早鸟票</w:t>
             </w:r>
           </w:p>
         </w:tc>
@@ -1224,7 +1224,7 @@
                 <w:color w:val="333333"/>
                 <w:sz w:val="20"/>
               </w:rPr>
-              <w:t>讲座正座，本场对外主价格</w:t>
+              <w:t>与标准票同一座位区，限量，售完即止</w:t>
             </w:r>
           </w:p>
         </w:tc>
@@ -1252,7 +1252,7 @@
                 <w:color w:val="333333"/>
                 <w:sz w:val="20"/>
               </w:rPr>
-              <w:t>进阶票</w:t>
+              <w:t>标准票</w:t>
             </w:r>
           </w:p>
         </w:tc>
@@ -1298,7 +1298,7 @@
                 <w:color w:val="333333"/>
                 <w:sz w:val="20"/>
               </w:rPr>
-              <w:t>讲座正座</w:t>
+              <w:t>讲座正座，本场对外主价格，数量最多</w:t>
             </w:r>
           </w:p>
         </w:tc>
@@ -1326,7 +1326,7 @@
                 <w:color w:val="333333"/>
                 <w:sz w:val="20"/>
               </w:rPr>
-              <w:t>优选票</w:t>
+              <w:t>前区票</w:t>
             </w:r>
           </w:p>
         </w:tc>
@@ -1349,7 +1349,7 @@
                 <w:color w:val="1A3A5C"/>
                 <w:sz w:val="20"/>
               </w:rPr>
-              <w:t>599 元</w:t>
+              <w:t>699 元</w:t>
             </w:r>
           </w:p>
         </w:tc>
@@ -1372,7 +1372,7 @@
                 <w:color w:val="333333"/>
                 <w:sz w:val="20"/>
               </w:rPr>
-              <w:t>讲座正座</w:t>
+              <w:t>前区座位</w:t>
             </w:r>
           </w:p>
         </w:tc>
@@ -1400,7 +1400,7 @@
                 <w:color w:val="333333"/>
                 <w:sz w:val="20"/>
               </w:rPr>
-              <w:t>前区票</w:t>
+              <w:t>前排票</w:t>
             </w:r>
           </w:p>
         </w:tc>
@@ -1423,7 +1423,7 @@
                 <w:color w:val="1A3A5C"/>
                 <w:sz w:val="20"/>
               </w:rPr>
-              <w:t>699 元</w:t>
+              <w:t>999 元</w:t>
             </w:r>
           </w:p>
         </w:tc>
@@ -1446,81 +1446,7 @@
                 <w:color w:val="333333"/>
                 <w:sz w:val="20"/>
               </w:rPr>
-              <w:t>前区座位</w:t>
-            </w:r>
-          </w:p>
-        </w:tc>
-      </w:tr>
-      <w:tr>
-        <w:trPr>
-          <w:cantSplit/>
-        </w:trPr>
-        <w:tc>
-          <w:tcPr>
-            <w:tcW w:type="dxa" w:w="1814"/>
-            <w:shd w:val="clear" w:color="auto" w:fill="FFFFFF"/>
-            <w:vAlign w:val="center"/>
-          </w:tcPr>
-          <w:p>
-            <w:pPr>
-              <w:spacing w:before="80" w:after="80" w:line="276" w:lineRule="auto"/>
-              <w:jc w:val="left"/>
-            </w:pPr>
-            <w:r/>
-            <w:r>
-              <w:rPr>
-                <w:rFonts w:ascii="微软雅黑" w:hAnsi="微软雅黑" w:eastAsia="微软雅黑"/>
-                <w:b/>
-                <w:color w:val="333333"/>
-                <w:sz w:val="20"/>
-              </w:rPr>
-              <w:t>前排票</w:t>
-            </w:r>
-          </w:p>
-        </w:tc>
-        <w:tc>
-          <w:tcPr>
-            <w:tcW w:type="dxa" w:w="1701"/>
-            <w:shd w:val="clear" w:color="auto" w:fill="FFFFFF"/>
-            <w:vAlign w:val="center"/>
-          </w:tcPr>
-          <w:p>
-            <w:pPr>
-              <w:spacing w:before="80" w:after="80" w:line="276" w:lineRule="auto"/>
-              <w:jc w:val="center"/>
-            </w:pPr>
-            <w:r/>
-            <w:r>
-              <w:rPr>
-                <w:rFonts w:ascii="微软雅黑" w:hAnsi="微软雅黑" w:eastAsia="微软雅黑"/>
-                <w:b/>
-                <w:color w:val="1A3A5C"/>
-                <w:sz w:val="20"/>
-              </w:rPr>
-              <w:t>999 元</w:t>
-            </w:r>
-          </w:p>
-        </w:tc>
-        <w:tc>
-          <w:tcPr>
-            <w:tcW w:type="dxa" w:w="5783"/>
-            <w:shd w:val="clear" w:color="auto" w:fill="FFFFFF"/>
-            <w:vAlign w:val="center"/>
-          </w:tcPr>
-          <w:p>
-            <w:pPr>
-              <w:spacing w:before="80" w:after="80" w:line="276" w:lineRule="auto"/>
-              <w:jc w:val="center"/>
-            </w:pPr>
-            <w:r/>
-            <w:r>
-              <w:rPr>
-                <w:rFonts w:ascii="微软雅黑" w:hAnsi="微软雅黑" w:eastAsia="微软雅黑"/>
-                <w:b w:val="0"/>
-                <w:color w:val="333333"/>
-                <w:sz w:val="20"/>
-              </w:rPr>
-              <w:t>前排座位，并含提问、签名或合影中的一项</w:t>
+              <w:t>前两排。讲座结束后统一合影，现场可优先提问</w:t>
             </w:r>
           </w:p>
         </w:tc>
@@ -1935,7 +1861,7 @@
           <w:color w:val="333333"/>
           <w:sz w:val="22"/>
         </w:rPr>
-        <w:t>●  价格：标准票 399 元</w:t>
+        <w:t>●  价格：标准票 499 元；早鸟票 399 元限量</w:t>
       </w:r>
     </w:p>
     <w:p>

--- a/output/王德峰老师公开讲座_对外活动方案.docx
+++ b/output/王德峰老师公开讲座_对外活动方案.docx
@@ -493,7 +493,7 @@
                 <w:color w:val="333333"/>
                 <w:sz w:val="20"/>
               </w:rPr>
-              <w:t>499 元。另有早鸟票 399 元（限量）、前区票 699 元、前排票 999 元</w:t>
+              <w:t>中排票 499 元。另有后排票 399 元、前排票 699 元、尊享票 999 元</w:t>
             </w:r>
           </w:p>
         </w:tc>
@@ -961,7 +961,7 @@
                 <w:color w:val="333333"/>
                 <w:sz w:val="20"/>
               </w:rPr>
-              <w:t>围绕讲座内容互动。前排票可优先提问</w:t>
+              <w:t>全场在座。提问顺序为尊享票、前排票，时间有余再选其他听众</w:t>
             </w:r>
           </w:p>
         </w:tc>
@@ -1012,7 +1012,7 @@
                 <w:color w:val="333333"/>
                 <w:sz w:val="20"/>
               </w:rPr>
-              <w:t>合影留念</w:t>
+              <w:t>签书与合影</w:t>
             </w:r>
           </w:p>
         </w:tc>
@@ -1035,7 +1035,7 @@
                 <w:color w:val="333333"/>
                 <w:sz w:val="20"/>
               </w:rPr>
-              <w:t>前排票在讲座结束后统一合影</w:t>
+              <w:t>前排票签书或签名。尊享票另有与老师的单独合影，主办方摄像并事后发送</w:t>
             </w:r>
           </w:p>
         </w:tc>
@@ -1178,7 +1178,7 @@
                 <w:color w:val="333333"/>
                 <w:sz w:val="20"/>
               </w:rPr>
-              <w:t>早鸟票</w:t>
+              <w:t>后排票</w:t>
             </w:r>
           </w:p>
         </w:tc>
@@ -1224,7 +1224,7 @@
                 <w:color w:val="333333"/>
                 <w:sz w:val="20"/>
               </w:rPr>
-              <w:t>与标准票同一座位区，限量，售完即止</w:t>
+              <w:t>后排。听完整场讲座</w:t>
             </w:r>
           </w:p>
         </w:tc>
@@ -1252,7 +1252,7 @@
                 <w:color w:val="333333"/>
                 <w:sz w:val="20"/>
               </w:rPr>
-              <w:t>标准票</w:t>
+              <w:t>中排票</w:t>
             </w:r>
           </w:p>
         </w:tc>
@@ -1298,7 +1298,7 @@
                 <w:color w:val="333333"/>
                 <w:sz w:val="20"/>
               </w:rPr>
-              <w:t>讲座正座，本场对外主价格，数量最多</w:t>
+              <w:t>中排。本场主价格，数量最多</w:t>
             </w:r>
           </w:p>
         </w:tc>
@@ -1326,7 +1326,7 @@
                 <w:color w:val="333333"/>
                 <w:sz w:val="20"/>
               </w:rPr>
-              <w:t>前区票</w:t>
+              <w:t>前排票</w:t>
             </w:r>
           </w:p>
         </w:tc>
@@ -1372,7 +1372,7 @@
                 <w:color w:val="333333"/>
                 <w:sz w:val="20"/>
               </w:rPr>
-              <w:t>前区座位</w:t>
+              <w:t>前排。现场优先提问；讲座结束后签书或签名</w:t>
             </w:r>
           </w:p>
         </w:tc>
@@ -1400,7 +1400,7 @@
                 <w:color w:val="333333"/>
                 <w:sz w:val="20"/>
               </w:rPr>
-              <w:t>前排票</w:t>
+              <w:t>尊享票</w:t>
             </w:r>
           </w:p>
         </w:tc>
@@ -1446,7 +1446,7 @@
                 <w:color w:val="333333"/>
                 <w:sz w:val="20"/>
               </w:rPr>
-              <w:t>前两排。讲座结束后统一合影，现场可优先提问</w:t>
+              <w:t>第一排。优先提问；签书或签名；与老师单独合影，主办方摄像并事后发送</w:t>
             </w:r>
           </w:p>
         </w:tc>
@@ -1476,7 +1476,7 @@
           <w:color w:val="666666"/>
           <w:sz w:val="21"/>
         </w:rPr>
-        <w:t>报名、座位和发票以正式报名页为准。海报上的价格与报名页保持一致。</w:t>
+        <w:t>签书请听众自带老师著作一本；未带书的，签在主办方准备的签名卡上。合影摄像由主办方完成，活动后发给本人，现场不另排录像队伍。报名页价格与海报一致。</w:t>
       </w:r>
     </w:p>
     <w:p>
@@ -1861,7 +1861,7 @@
           <w:color w:val="333333"/>
           <w:sz w:val="22"/>
         </w:rPr>
-        <w:t>●  价格：标准票 499 元；早鸟票 399 元限量</w:t>
+        <w:t>●  价格：中排票 499 元；后排 399、前排 699、尊享 999</w:t>
       </w:r>
     </w:p>
     <w:p>

--- a/output/王德峰老师公开讲座_对外活动方案.docx
+++ b/output/王德峰老师公开讲座_对外活动方案.docx
@@ -44,7 +44,7 @@
           <w:color w:val="1A3A5C"/>
           <w:sz w:val="24"/>
         </w:rPr>
-        <w:t>2026年10月31日（周六）上午  ·  上海</w:t>
+        <w:t>2026年10月31日（周六）9:00–12:00  ·  泰隆银行</w:t>
       </w:r>
     </w:p>
     <w:tbl>
@@ -289,7 +289,7 @@
                 <w:color w:val="333333"/>
                 <w:sz w:val="20"/>
               </w:rPr>
-              <w:t>2026年10月31日（周六）上午，约 2.5–3 小时</w:t>
+              <w:t>2026年10月31日（周六）9:00–12:00</w:t>
             </w:r>
           </w:p>
         </w:tc>
@@ -340,7 +340,7 @@
                 <w:color w:val="333333"/>
                 <w:sz w:val="20"/>
               </w:rPr>
-              <w:t>上海。具体场地以报名页为准</w:t>
+              <w:t>泰隆银行，150 座</w:t>
             </w:r>
           </w:p>
         </w:tc>
@@ -470,7 +470,7 @@
                 <w:color w:val="333333"/>
                 <w:sz w:val="20"/>
               </w:rPr>
-              <w:t>标准票</w:t>
+              <w:t>对外主价格</w:t>
             </w:r>
           </w:p>
         </w:tc>
@@ -493,7 +493,7 @@
                 <w:color w:val="333333"/>
                 <w:sz w:val="20"/>
               </w:rPr>
-              <w:t>中排票 499 元。另有后排票 399 元、前排票 699 元、尊享票 999 元</w:t>
+              <w:t>中排票 699 元。另有后排票 499 元、前排票 999 元</w:t>
             </w:r>
           </w:p>
         </w:tc>
@@ -693,7 +693,7 @@
                 <w:color w:val="333333"/>
                 <w:sz w:val="20"/>
               </w:rPr>
-              <w:t>08:40–09:10</w:t>
+              <w:t>08:30–09:00</w:t>
             </w:r>
           </w:p>
         </w:tc>
@@ -767,7 +767,7 @@
                 <w:color w:val="333333"/>
                 <w:sz w:val="20"/>
               </w:rPr>
-              <w:t>09:10–09:20</w:t>
+              <w:t>09:00–09:10</w:t>
             </w:r>
           </w:p>
         </w:tc>
@@ -841,7 +841,7 @@
                 <w:color w:val="333333"/>
                 <w:sz w:val="20"/>
               </w:rPr>
-              <w:t>09:20–10:50</w:t>
+              <w:t>09:10–10:40</w:t>
             </w:r>
           </w:p>
         </w:tc>
@@ -915,7 +915,7 @@
                 <w:color w:val="333333"/>
                 <w:sz w:val="20"/>
               </w:rPr>
-              <w:t>10:50–11:20</w:t>
+              <w:t>10:40–11:20</w:t>
             </w:r>
           </w:p>
         </w:tc>
@@ -961,7 +961,7 @@
                 <w:color w:val="333333"/>
                 <w:sz w:val="20"/>
               </w:rPr>
-              <w:t>全场在座。提问顺序为尊享票、前排票，时间有余再选其他听众</w:t>
+              <w:t>全场在座。前排票可优先提交问题，不保证一定被选中回答</w:t>
             </w:r>
           </w:p>
         </w:tc>
@@ -989,7 +989,7 @@
                 <w:color w:val="333333"/>
                 <w:sz w:val="20"/>
               </w:rPr>
-              <w:t>11:20–11:40</w:t>
+              <w:t>11:20–12:00</w:t>
             </w:r>
           </w:p>
         </w:tc>
@@ -1035,7 +1035,7 @@
                 <w:color w:val="333333"/>
                 <w:sz w:val="20"/>
               </w:rPr>
-              <w:t>前排票签书或签名。尊享票另有与老师的单独合影，主办方摄像并事后发送</w:t>
+              <w:t>前排票签书或签名。尊享席若开放，在此段完成集体合影</w:t>
             </w:r>
           </w:p>
         </w:tc>
@@ -1077,9 +1077,10 @@
         <w:tblLook w:firstColumn="1" w:firstRow="1" w:lastColumn="0" w:lastRow="0" w:noHBand="0" w:noVBand="1" w:val="04A0"/>
       </w:tblPr>
       <w:tblGrid>
-        <w:gridCol w:w="3099"/>
-        <w:gridCol w:w="3099"/>
-        <w:gridCol w:w="3099"/>
+        <w:gridCol w:w="2324"/>
+        <w:gridCol w:w="2324"/>
+        <w:gridCol w:w="2324"/>
+        <w:gridCol w:w="2324"/>
       </w:tblGrid>
       <w:tr>
         <w:trPr>
@@ -1087,7 +1088,7 @@
         </w:trPr>
         <w:tc>
           <w:tcPr>
-            <w:tcW w:type="dxa" w:w="1814"/>
+            <w:tcW w:type="dxa" w:w="1701"/>
             <w:shd w:val="clear" w:color="auto" w:fill="1A3A5C"/>
             <w:vAlign w:val="center"/>
           </w:tcPr>
@@ -1110,7 +1111,7 @@
         </w:tc>
         <w:tc>
           <w:tcPr>
-            <w:tcW w:type="dxa" w:w="1701"/>
+            <w:tcW w:type="dxa" w:w="1474"/>
             <w:shd w:val="clear" w:color="auto" w:fill="1A3A5C"/>
             <w:vAlign w:val="center"/>
           </w:tcPr>
@@ -1133,7 +1134,30 @@
         </w:tc>
         <w:tc>
           <w:tcPr>
-            <w:tcW w:type="dxa" w:w="5783"/>
+            <w:tcW w:type="dxa" w:w="1360"/>
+            <w:shd w:val="clear" w:color="auto" w:fill="1A3A5C"/>
+            <w:vAlign w:val="center"/>
+          </w:tcPr>
+          <w:p>
+            <w:pPr>
+              <w:spacing w:before="80" w:after="80" w:line="276" w:lineRule="auto"/>
+              <w:jc w:val="center"/>
+            </w:pPr>
+            <w:r/>
+            <w:r>
+              <w:rPr>
+                <w:rFonts w:ascii="微软雅黑" w:hAnsi="微软雅黑" w:eastAsia="微软雅黑"/>
+                <w:b/>
+                <w:color w:val="FFFFFF"/>
+                <w:sz w:val="20"/>
+              </w:rPr>
+              <w:t>数量</w:t>
+            </w:r>
+          </w:p>
+        </w:tc>
+        <w:tc>
+          <w:tcPr>
+            <w:tcW w:type="dxa" w:w="4762"/>
             <w:shd w:val="clear" w:color="auto" w:fill="1A3A5C"/>
             <w:vAlign w:val="center"/>
           </w:tcPr>
@@ -1161,7 +1185,7 @@
         </w:trPr>
         <w:tc>
           <w:tcPr>
-            <w:tcW w:type="dxa" w:w="1814"/>
+            <w:tcW w:type="dxa" w:w="1701"/>
             <w:shd w:val="clear" w:color="auto" w:fill="FFFFFF"/>
             <w:vAlign w:val="center"/>
           </w:tcPr>
@@ -1184,7 +1208,7 @@
         </w:tc>
         <w:tc>
           <w:tcPr>
-            <w:tcW w:type="dxa" w:w="1701"/>
+            <w:tcW w:type="dxa" w:w="1474"/>
             <w:shd w:val="clear" w:color="auto" w:fill="FFFFFF"/>
             <w:vAlign w:val="center"/>
           </w:tcPr>
@@ -1201,13 +1225,36 @@
                 <w:color w:val="1A3A5C"/>
                 <w:sz w:val="20"/>
               </w:rPr>
-              <w:t>399 元</w:t>
+              <w:t>499 元</w:t>
             </w:r>
           </w:p>
         </w:tc>
         <w:tc>
           <w:tcPr>
-            <w:tcW w:type="dxa" w:w="5783"/>
+            <w:tcW w:type="dxa" w:w="1360"/>
+            <w:shd w:val="clear" w:color="auto" w:fill="FFFFFF"/>
+            <w:vAlign w:val="center"/>
+          </w:tcPr>
+          <w:p>
+            <w:pPr>
+              <w:spacing w:before="80" w:after="80" w:line="276" w:lineRule="auto"/>
+              <w:jc w:val="center"/>
+            </w:pPr>
+            <w:r/>
+            <w:r>
+              <w:rPr>
+                <w:rFonts w:ascii="微软雅黑" w:hAnsi="微软雅黑" w:eastAsia="微软雅黑"/>
+                <w:b w:val="0"/>
+                <w:color w:val="333333"/>
+                <w:sz w:val="20"/>
+              </w:rPr>
+              <w:t>40 张</w:t>
+            </w:r>
+          </w:p>
+        </w:tc>
+        <w:tc>
+          <w:tcPr>
+            <w:tcW w:type="dxa" w:w="4762"/>
             <w:shd w:val="clear" w:color="auto" w:fill="FFFFFF"/>
             <w:vAlign w:val="center"/>
           </w:tcPr>
@@ -1235,7 +1282,7 @@
         </w:trPr>
         <w:tc>
           <w:tcPr>
-            <w:tcW w:type="dxa" w:w="1814"/>
+            <w:tcW w:type="dxa" w:w="1701"/>
             <w:shd w:val="clear" w:color="auto" w:fill="F5F7FA"/>
             <w:vAlign w:val="center"/>
           </w:tcPr>
@@ -1258,7 +1305,7 @@
         </w:tc>
         <w:tc>
           <w:tcPr>
-            <w:tcW w:type="dxa" w:w="1701"/>
+            <w:tcW w:type="dxa" w:w="1474"/>
             <w:shd w:val="clear" w:color="auto" w:fill="F5F7FA"/>
             <w:vAlign w:val="center"/>
           </w:tcPr>
@@ -1275,13 +1322,36 @@
                 <w:color w:val="1A3A5C"/>
                 <w:sz w:val="20"/>
               </w:rPr>
-              <w:t>499 元</w:t>
+              <w:t>699 元</w:t>
             </w:r>
           </w:p>
         </w:tc>
         <w:tc>
           <w:tcPr>
-            <w:tcW w:type="dxa" w:w="5783"/>
+            <w:tcW w:type="dxa" w:w="1360"/>
+            <w:shd w:val="clear" w:color="auto" w:fill="F5F7FA"/>
+            <w:vAlign w:val="center"/>
+          </w:tcPr>
+          <w:p>
+            <w:pPr>
+              <w:spacing w:before="80" w:after="80" w:line="276" w:lineRule="auto"/>
+              <w:jc w:val="center"/>
+            </w:pPr>
+            <w:r/>
+            <w:r>
+              <w:rPr>
+                <w:rFonts w:ascii="微软雅黑" w:hAnsi="微软雅黑" w:eastAsia="微软雅黑"/>
+                <w:b w:val="0"/>
+                <w:color w:val="333333"/>
+                <w:sz w:val="20"/>
+              </w:rPr>
+              <w:t>58 张</w:t>
+            </w:r>
+          </w:p>
+        </w:tc>
+        <w:tc>
+          <w:tcPr>
+            <w:tcW w:type="dxa" w:w="4762"/>
             <w:shd w:val="clear" w:color="auto" w:fill="F5F7FA"/>
             <w:vAlign w:val="center"/>
           </w:tcPr>
@@ -1309,7 +1379,7 @@
         </w:trPr>
         <w:tc>
           <w:tcPr>
-            <w:tcW w:type="dxa" w:w="1814"/>
+            <w:tcW w:type="dxa" w:w="1701"/>
             <w:shd w:val="clear" w:color="auto" w:fill="FFFFFF"/>
             <w:vAlign w:val="center"/>
           </w:tcPr>
@@ -1332,7 +1402,7 @@
         </w:tc>
         <w:tc>
           <w:tcPr>
-            <w:tcW w:type="dxa" w:w="1701"/>
+            <w:tcW w:type="dxa" w:w="1474"/>
             <w:shd w:val="clear" w:color="auto" w:fill="FFFFFF"/>
             <w:vAlign w:val="center"/>
           </w:tcPr>
@@ -1349,13 +1419,13 @@
                 <w:color w:val="1A3A5C"/>
                 <w:sz w:val="20"/>
               </w:rPr>
-              <w:t>699 元</w:t>
+              <w:t>999 元</w:t>
             </w:r>
           </w:p>
         </w:tc>
         <w:tc>
           <w:tcPr>
-            <w:tcW w:type="dxa" w:w="5783"/>
+            <w:tcW w:type="dxa" w:w="1360"/>
             <w:shd w:val="clear" w:color="auto" w:fill="FFFFFF"/>
             <w:vAlign w:val="center"/>
           </w:tcPr>
@@ -1372,7 +1442,30 @@
                 <w:color w:val="333333"/>
                 <w:sz w:val="20"/>
               </w:rPr>
-              <w:t>前排。现场优先提问；讲座结束后签书或签名</w:t>
+              <w:t>20 张</w:t>
+            </w:r>
+          </w:p>
+        </w:tc>
+        <w:tc>
+          <w:tcPr>
+            <w:tcW w:type="dxa" w:w="4762"/>
+            <w:shd w:val="clear" w:color="auto" w:fill="FFFFFF"/>
+            <w:vAlign w:val="center"/>
+          </w:tcPr>
+          <w:p>
+            <w:pPr>
+              <w:spacing w:before="80" w:after="80" w:line="276" w:lineRule="auto"/>
+              <w:jc w:val="center"/>
+            </w:pPr>
+            <w:r/>
+            <w:r>
+              <w:rPr>
+                <w:rFonts w:ascii="微软雅黑" w:hAnsi="微软雅黑" w:eastAsia="微软雅黑"/>
+                <w:b w:val="0"/>
+                <w:color w:val="333333"/>
+                <w:sz w:val="20"/>
+              </w:rPr>
+              <w:t>前排。可优先提交问题，不保证一定被回答；结束后签书或签名</w:t>
             </w:r>
           </w:p>
         </w:tc>
@@ -1383,7 +1476,7 @@
         </w:trPr>
         <w:tc>
           <w:tcPr>
-            <w:tcW w:type="dxa" w:w="1814"/>
+            <w:tcW w:type="dxa" w:w="1701"/>
             <w:shd w:val="clear" w:color="auto" w:fill="F5F7FA"/>
             <w:vAlign w:val="center"/>
           </w:tcPr>
@@ -1406,7 +1499,7 @@
         </w:tc>
         <w:tc>
           <w:tcPr>
-            <w:tcW w:type="dxa" w:w="1701"/>
+            <w:tcW w:type="dxa" w:w="1474"/>
             <w:shd w:val="clear" w:color="auto" w:fill="F5F7FA"/>
             <w:vAlign w:val="center"/>
           </w:tcPr>
@@ -1423,13 +1516,13 @@
                 <w:color w:val="1A3A5C"/>
                 <w:sz w:val="20"/>
               </w:rPr>
-              <w:t>999 元</w:t>
+              <w:t>1599 元</w:t>
             </w:r>
           </w:p>
         </w:tc>
         <w:tc>
           <w:tcPr>
-            <w:tcW w:type="dxa" w:w="5783"/>
+            <w:tcW w:type="dxa" w:w="1360"/>
             <w:shd w:val="clear" w:color="auto" w:fill="F5F7FA"/>
             <w:vAlign w:val="center"/>
           </w:tcPr>
@@ -1446,7 +1539,30 @@
                 <w:color w:val="333333"/>
                 <w:sz w:val="20"/>
               </w:rPr>
-              <w:t>第一排。优先提问；签书或签名；与老师单独合影，主办方摄像并事后发送</w:t>
+              <w:t>10 张</w:t>
+            </w:r>
+          </w:p>
+        </w:tc>
+        <w:tc>
+          <w:tcPr>
+            <w:tcW w:type="dxa" w:w="4762"/>
+            <w:shd w:val="clear" w:color="auto" w:fill="F5F7FA"/>
+            <w:vAlign w:val="center"/>
+          </w:tcPr>
+          <w:p>
+            <w:pPr>
+              <w:spacing w:before="80" w:after="80" w:line="276" w:lineRule="auto"/>
+              <w:jc w:val="center"/>
+            </w:pPr>
+            <w:r/>
+            <w:r>
+              <w:rPr>
+                <w:rFonts w:ascii="微软雅黑" w:hAnsi="微软雅黑" w:eastAsia="微软雅黑"/>
+                <w:b w:val="0"/>
+                <w:color w:val="333333"/>
+                <w:sz w:val="20"/>
+              </w:rPr>
+              <w:t>老师书面确认后才开卖。第一排、签名书、10 人集体合影、约 15 分钟小组交流、合影电子版</w:t>
             </w:r>
           </w:p>
         </w:tc>
@@ -1468,6 +1584,21 @@
     <w:p>
       <w:pPr>
         <w:spacing w:before="120" w:after="160" w:line="324" w:lineRule="auto"/>
+        <w:ind w:firstLine="420"/>
+      </w:pPr>
+      <w:r>
+        <w:rPr>
+          <w:rFonts w:ascii="微软雅黑" w:hAnsi="微软雅黑" w:eastAsia="微软雅黑"/>
+          <w:b w:val="0"/>
+          <w:color w:val="333333"/>
+          <w:sz w:val="22"/>
+        </w:rPr>
+        <w:t>150 座中，上述 128 张对外销售。另外 22 座不对外卖：已报名学员 12 人坐中排，工作人员 6 人、嘉宾 4 人。赞助席等有了具体对象再从嘉宾席调整，不预先空出 10 座。</w:t>
+      </w:r>
+    </w:p>
+    <w:p>
+      <w:pPr>
+        <w:spacing w:before="80" w:after="160" w:line="324" w:lineRule="auto"/>
       </w:pPr>
       <w:r>
         <w:rPr>
@@ -1476,7 +1607,7 @@
           <w:color w:val="666666"/>
           <w:sz w:val="21"/>
         </w:rPr>
-        <w:t>签书请听众自带老师著作一本；未带书的，签在主办方准备的签名卡上。合影摄像由主办方完成，活动后发给本人，现场不另排录像队伍。报名页价格与海报一致。</w:t>
+        <w:t>签书由主办方准备 10 本，只给尊享票。前排票请听众自带老师著作，未带书则签在签名卡上。活动现场照片可发给全体听众，不作为某一档的单独卖点。授课录像不提供。尊享票未确认前，海报和报名页只出现 499、699、999 三档。</w:t>
       </w:r>
     </w:p>
     <w:p>
@@ -1831,7 +1962,7 @@
           <w:color w:val="333333"/>
           <w:sz w:val="22"/>
         </w:rPr>
-        <w:t>●  时间地点：2026年10月31日（周六）上午　上海</w:t>
+        <w:t>●  时间地点：2026年10月31日（周六）9:00–12:00　泰隆银行</w:t>
       </w:r>
     </w:p>
     <w:p>
@@ -1861,7 +1992,7 @@
           <w:color w:val="333333"/>
           <w:sz w:val="22"/>
         </w:rPr>
-        <w:t>●  价格：中排票 499 元；后排 399、前排 699、尊享 999</w:t>
+        <w:t>●  价格：中排票 699 元；后排 499、前排 999</w:t>
       </w:r>
     </w:p>
     <w:p>
@@ -1876,7 +2007,7 @@
           <w:color w:val="333333"/>
           <w:sz w:val="22"/>
         </w:rPr>
-        <w:t>●  落款：持票入场　具体场地与报名以报名页为准</w:t>
+        <w:t>●  落款：持票入场。尊享席确认后再单独公布</w:t>
       </w:r>
     </w:p>
     <w:p>

--- a/output/王德峰老师公开讲座_对外活动方案.docx
+++ b/output/王德峰老师公开讲座_对外活动方案.docx
@@ -44,7 +44,7 @@
           <w:color w:val="1A3A5C"/>
           <w:sz w:val="24"/>
         </w:rPr>
-        <w:t>2026年10月31日（周六）9:00–12:00  ·  泰隆银行</w:t>
+        <w:t>2026年10月31日（周六）9:00–12:00  ·  场地另行通知</w:t>
       </w:r>
     </w:p>
     <w:tbl>
@@ -340,7 +340,7 @@
                 <w:color w:val="333333"/>
                 <w:sz w:val="20"/>
               </w:rPr>
-              <w:t>泰隆银行，150 座</w:t>
+              <w:t>场地待定，确定后另行通知。按约 150 座准备</w:t>
             </w:r>
           </w:p>
         </w:tc>
@@ -523,7 +523,7 @@
           <w:color w:val="666666"/>
           <w:sz w:val="21"/>
         </w:rPr>
-        <w:t>场地进场钟点若有调整，只改时间，不改环节顺序。海报和报名页使用同一套议程。</w:t>
+        <w:t>具体地点确定后另行通知。进场钟点若有调整，只改时间，不改环节顺序。海报和报名页使用同一套议程。</w:t>
       </w:r>
     </w:p>
     <w:p>
@@ -1593,7 +1593,7 @@
           <w:color w:val="333333"/>
           <w:sz w:val="22"/>
         </w:rPr>
-        <w:t>150 座中，上述 128 张对外销售。另外 22 座不对外卖：已报名学员 12 人坐中排，工作人员 6 人、嘉宾 4 人。赞助席等有了具体对象再从嘉宾席调整，不预先空出 10 座。</w:t>
+        <w:t>以上按约 150 座安排：128 张对外销售，另外 22 座不对外卖，其中已报名学员 12 人坐中排，工作人员 6 人、嘉宾 4 人。场地确定后如座位变化，对外票数随之调整。赞助席等有了具体对象再从对应票档划出，不预先空出空座。</w:t>
       </w:r>
     </w:p>
     <w:p>
@@ -1962,7 +1962,7 @@
           <w:color w:val="333333"/>
           <w:sz w:val="22"/>
         </w:rPr>
-        <w:t>●  时间地点：2026年10月31日（周六）9:00–12:00　泰隆银行</w:t>
+        <w:t>●  时间地点：2026年10月31日（周六）9:00–12:00　场地另行通知</w:t>
       </w:r>
     </w:p>
     <w:p>
